--- a/Luis/Python Angular/Luis Veliz.docx
+++ b/Luis/Python Angular/Luis Veliz.docx
@@ -20,18 +20,8 @@
           <w:sz w:val="72"/>
           <w:szCs w:val="24"/>
         </w:rPr>
-        <w:t xml:space="preserve">Luis </w:t>
-      </w:r>
-      <w:proofErr w:type="spellStart"/>
-      <w:r>
-        <w:rPr>
-          <w:rFonts w:ascii="Stencil" w:eastAsia="Times New Roman" w:hAnsi="Stencil" w:cs="Arial"/>
-          <w:sz w:val="72"/>
-          <w:szCs w:val="24"/>
-        </w:rPr>
-        <w:t>Veliz</w:t>
-      </w:r>
-      <w:proofErr w:type="spellEnd"/>
+        <w:t>Luis Veliz</w:t>
+      </w:r>
     </w:p>
     <w:tbl>
       <w:tblPr>
@@ -73,66 +63,13 @@
             <w:r>
               <w:rPr>
                 <w:rFonts w:ascii="Times New Roman" w:eastAsia="Times New Roman" w:hAnsi="Times New Roman" w:cs="Times New Roman"/>
-                <w:b w:val="0"/>
                 <w:sz w:val="20"/>
                 <w:szCs w:val="24"/>
               </w:rPr>
-              <w:t>Los Angeles</w:t>
+              <w:t>Los Angeles, California, USA | luis.v.dev@outlook.com | https://www.linkedin.com/in/luis-veliz-8681513a4/ | +1 (305) 7070624</w:t>
             </w:r>
-            <w:r>
-              <w:rPr>
-                <w:rFonts w:ascii="Times New Roman" w:eastAsia="Times New Roman" w:hAnsi="Times New Roman" w:cs="Times New Roman"/>
-                <w:b w:val="0"/>
-                <w:sz w:val="20"/>
-                <w:szCs w:val="24"/>
-              </w:rPr>
-              <w:t xml:space="preserve">, California, USA | </w:t>
-            </w:r>
-            <w:r>
-              <w:rPr>
-                <w:rFonts w:ascii="Times New Roman" w:eastAsia="Times New Roman" w:hAnsi="Times New Roman" w:cs="Times New Roman"/>
-                <w:b w:val="0"/>
-                <w:sz w:val="20"/>
-                <w:szCs w:val="24"/>
-              </w:rPr>
-              <w:t>luis.v.dev@outlook.com</w:t>
-            </w:r>
-            <w:r>
-              <w:rPr>
-                <w:rFonts w:ascii="Times New Roman" w:eastAsia="Times New Roman" w:hAnsi="Times New Roman" w:cs="Times New Roman"/>
-                <w:b w:val="0"/>
-                <w:sz w:val="20"/>
-                <w:szCs w:val="24"/>
-              </w:rPr>
-              <w:t xml:space="preserve"> | </w:t>
-            </w:r>
-            <w:r>
-              <w:rPr>
-                <w:rFonts w:ascii="Times New Roman" w:eastAsia="Times New Roman" w:hAnsi="Times New Roman" w:cs="Times New Roman"/>
-                <w:b w:val="0"/>
-                <w:sz w:val="20"/>
-                <w:szCs w:val="24"/>
-              </w:rPr>
-              <w:t xml:space="preserve">https://www.linkedin.com/in/luis-veliz-8681513a4/ </w:t>
-            </w:r>
-            <w:r>
-              <w:rPr>
-                <w:rFonts w:ascii="Times New Roman" w:eastAsia="Times New Roman" w:hAnsi="Times New Roman" w:cs="Times New Roman"/>
-                <w:b w:val="0"/>
-                <w:sz w:val="20"/>
-                <w:szCs w:val="24"/>
-              </w:rPr>
-              <w:t xml:space="preserve">| </w:t>
-            </w:r>
-            <w:r>
-              <w:rPr>
-                <w:rFonts w:ascii="Times New Roman" w:eastAsia="Times New Roman" w:hAnsi="Times New Roman" w:cs="Times New Roman"/>
-                <w:b w:val="0"/>
-                <w:sz w:val="20"/>
-                <w:szCs w:val="24"/>
-              </w:rPr>
-              <w:t>+1 (305) 606 4408</w:t>
-            </w:r>
+            <w:bookmarkStart w:id="0" w:name="_GoBack"/>
+            <w:bookmarkEnd w:id="0"/>
           </w:p>
         </w:tc>
       </w:tr>
@@ -234,28 +171,7 @@
         <w:rPr>
           <w:sz w:val="20"/>
         </w:rPr>
-        <w:t xml:space="preserve"> </w:t>
-      </w:r>
-      <w:proofErr w:type="spellStart"/>
-      <w:r>
-        <w:rPr>
-          <w:sz w:val="20"/>
-        </w:rPr>
-        <w:t>backends</w:t>
-      </w:r>
-      <w:proofErr w:type="spellEnd"/>
-      <w:r>
-        <w:rPr>
-          <w:sz w:val="20"/>
-        </w:rPr>
-        <w:t xml:space="preserve"> for high-traffic, customer-facing products. </w:t>
-      </w:r>
-      <w:proofErr w:type="gramStart"/>
-      <w:r>
-        <w:rPr>
-          <w:sz w:val="20"/>
-        </w:rPr>
-        <w:t xml:space="preserve">Strong in </w:t>
+        <w:t xml:space="preserve"> backends for high-traffic, customer-facing products. Strong in </w:t>
       </w:r>
       <w:r>
         <w:rPr>
@@ -333,21 +249,7 @@
         <w:rPr>
           <w:sz w:val="20"/>
         </w:rPr>
-        <w:t>.</w:t>
-      </w:r>
-      <w:proofErr w:type="gramEnd"/>
-      <w:r>
-        <w:rPr>
-          <w:sz w:val="20"/>
-        </w:rPr>
-        <w:t xml:space="preserve"> </w:t>
-      </w:r>
-      <w:proofErr w:type="gramStart"/>
-      <w:r>
-        <w:rPr>
-          <w:sz w:val="20"/>
-        </w:rPr>
-        <w:t xml:space="preserve">Known for shipping </w:t>
+        <w:t xml:space="preserve">. Known for shipping </w:t>
       </w:r>
       <w:r>
         <w:rPr>
@@ -401,7 +303,6 @@
         </w:rPr>
         <w:t xml:space="preserve">, </w:t>
       </w:r>
-      <w:proofErr w:type="spellStart"/>
       <w:r>
         <w:rPr>
           <w:rStyle w:val="Strong"/>
@@ -409,7 +310,6 @@
         </w:rPr>
         <w:t>TypeScript</w:t>
       </w:r>
-      <w:proofErr w:type="spellEnd"/>
       <w:r>
         <w:rPr>
           <w:sz w:val="20"/>
@@ -429,7 +329,6 @@
         </w:rPr>
         <w:t xml:space="preserve">, </w:t>
       </w:r>
-      <w:proofErr w:type="spellStart"/>
       <w:r>
         <w:rPr>
           <w:rStyle w:val="Strong"/>
@@ -437,14 +336,12 @@
         </w:rPr>
         <w:t>PostgreSQL</w:t>
       </w:r>
-      <w:proofErr w:type="spellEnd"/>
       <w:r>
         <w:rPr>
           <w:sz w:val="20"/>
         </w:rPr>
         <w:t xml:space="preserve">, </w:t>
       </w:r>
-      <w:proofErr w:type="spellStart"/>
       <w:r>
         <w:rPr>
           <w:rStyle w:val="Strong"/>
@@ -452,7 +349,6 @@
         </w:rPr>
         <w:t>Redis</w:t>
       </w:r>
-      <w:proofErr w:type="spellEnd"/>
       <w:r>
         <w:rPr>
           <w:sz w:val="20"/>
@@ -472,7 +368,6 @@
         </w:rPr>
         <w:t xml:space="preserve">, </w:t>
       </w:r>
-      <w:proofErr w:type="spellStart"/>
       <w:r>
         <w:rPr>
           <w:rStyle w:val="Strong"/>
@@ -480,7 +375,6 @@
         </w:rPr>
         <w:t>Kubernetes</w:t>
       </w:r>
-      <w:proofErr w:type="spellEnd"/>
       <w:r>
         <w:rPr>
           <w:sz w:val="20"/>
@@ -500,7 +394,6 @@
         </w:rPr>
         <w:t xml:space="preserve"> practices.</w:t>
       </w:r>
-      <w:proofErr w:type="gramEnd"/>
     </w:p>
     <w:p>
       <w:pPr>
@@ -566,7 +459,6 @@
         </w:rPr>
         <w:t xml:space="preserve">, </w:t>
       </w:r>
-      <w:proofErr w:type="spellStart"/>
       <w:r>
         <w:rPr>
           <w:rStyle w:val="Strong"/>
@@ -574,7 +466,6 @@
         </w:rPr>
         <w:t>TypeScript</w:t>
       </w:r>
-      <w:proofErr w:type="spellEnd"/>
       <w:r>
         <w:rPr>
           <w:sz w:val="20"/>
@@ -664,35 +555,7 @@
         <w:rPr>
           <w:sz w:val="20"/>
         </w:rPr>
-        <w:t xml:space="preserve"> design, background processing, </w:t>
-      </w:r>
-      <w:proofErr w:type="spellStart"/>
-      <w:r>
-        <w:rPr>
-          <w:sz w:val="20"/>
-        </w:rPr>
-        <w:t>gRPC</w:t>
-      </w:r>
-      <w:proofErr w:type="spellEnd"/>
-      <w:r>
-        <w:rPr>
-          <w:sz w:val="20"/>
-        </w:rPr>
-        <w:t xml:space="preserve">, </w:t>
-      </w:r>
-      <w:proofErr w:type="spellStart"/>
-      <w:r>
-        <w:rPr>
-          <w:sz w:val="20"/>
-        </w:rPr>
-        <w:t>WebSockets</w:t>
-      </w:r>
-      <w:proofErr w:type="spellEnd"/>
-      <w:r>
-        <w:rPr>
-          <w:sz w:val="20"/>
-        </w:rPr>
-        <w:t>, service decomposition, caching strategies, structured error models</w:t>
+        <w:t xml:space="preserve"> design, background processing, gRPC, WebSockets, service decomposition, caching strategies, structured error models</w:t>
       </w:r>
     </w:p>
     <w:p>
@@ -720,7 +583,6 @@
         </w:rPr>
         <w:t xml:space="preserve"> — Relational: </w:t>
       </w:r>
-      <w:proofErr w:type="spellStart"/>
       <w:r>
         <w:rPr>
           <w:rStyle w:val="Strong"/>
@@ -728,7 +590,6 @@
         </w:rPr>
         <w:t>PostgreSQL</w:t>
       </w:r>
-      <w:proofErr w:type="spellEnd"/>
       <w:r>
         <w:rPr>
           <w:sz w:val="20"/>
@@ -759,23 +620,8 @@
         <w:rPr>
           <w:sz w:val="20"/>
         </w:rPr>
-        <w:t xml:space="preserve"> | </w:t>
-      </w:r>
-      <w:proofErr w:type="spellStart"/>
-      <w:r>
-        <w:rPr>
-          <w:sz w:val="20"/>
-        </w:rPr>
-        <w:t>NoSQL</w:t>
-      </w:r>
-      <w:proofErr w:type="spellEnd"/>
-      <w:r>
-        <w:rPr>
-          <w:sz w:val="20"/>
-        </w:rPr>
-        <w:t xml:space="preserve">: </w:t>
-      </w:r>
-      <w:proofErr w:type="spellStart"/>
+        <w:t xml:space="preserve"> | NoSQL: </w:t>
+      </w:r>
       <w:r>
         <w:rPr>
           <w:rStyle w:val="Strong"/>
@@ -783,14 +629,12 @@
         </w:rPr>
         <w:t>Redis</w:t>
       </w:r>
-      <w:proofErr w:type="spellEnd"/>
       <w:r>
         <w:rPr>
           <w:sz w:val="20"/>
         </w:rPr>
         <w:t xml:space="preserve">, </w:t>
       </w:r>
-      <w:proofErr w:type="spellStart"/>
       <w:r>
         <w:rPr>
           <w:rStyle w:val="Strong"/>
@@ -798,14 +642,12 @@
         </w:rPr>
         <w:t>MongoDB</w:t>
       </w:r>
-      <w:proofErr w:type="spellEnd"/>
       <w:r>
         <w:rPr>
           <w:sz w:val="20"/>
         </w:rPr>
         <w:t xml:space="preserve">, </w:t>
       </w:r>
-      <w:proofErr w:type="spellStart"/>
       <w:r>
         <w:rPr>
           <w:rStyle w:val="Strong"/>
@@ -813,7 +655,6 @@
         </w:rPr>
         <w:t>DynamoDB</w:t>
       </w:r>
-      <w:proofErr w:type="spellEnd"/>
       <w:r>
         <w:rPr>
           <w:sz w:val="20"/>
@@ -846,7 +687,6 @@
         </w:rPr>
         <w:t xml:space="preserve">, </w:t>
       </w:r>
-      <w:proofErr w:type="spellStart"/>
       <w:r>
         <w:rPr>
           <w:rStyle w:val="Strong"/>
@@ -854,14 +694,12 @@
         </w:rPr>
         <w:t>RabbitMQ</w:t>
       </w:r>
-      <w:proofErr w:type="spellEnd"/>
       <w:r>
         <w:rPr>
           <w:sz w:val="20"/>
         </w:rPr>
         <w:t xml:space="preserve"> | Search: </w:t>
       </w:r>
-      <w:proofErr w:type="spellStart"/>
       <w:r>
         <w:rPr>
           <w:rStyle w:val="Strong"/>
@@ -869,7 +707,6 @@
         </w:rPr>
         <w:t>Elasticsearch</w:t>
       </w:r>
-      <w:proofErr w:type="spellEnd"/>
       <w:r>
         <w:rPr>
           <w:sz w:val="20"/>
@@ -902,7 +739,6 @@
         </w:rPr>
         <w:t xml:space="preserve">, </w:t>
       </w:r>
-      <w:proofErr w:type="spellStart"/>
       <w:r>
         <w:rPr>
           <w:rStyle w:val="Strong"/>
@@ -910,7 +746,6 @@
         </w:rPr>
         <w:t>BigQuery</w:t>
       </w:r>
-      <w:proofErr w:type="spellEnd"/>
     </w:p>
     <w:p>
       <w:pPr>
@@ -929,17 +764,8 @@
           <w:rStyle w:val="Strong"/>
           <w:sz w:val="20"/>
         </w:rPr>
-        <w:t xml:space="preserve">Cloud &amp; </w:t>
-      </w:r>
-      <w:proofErr w:type="spellStart"/>
-      <w:r>
-        <w:rPr>
-          <w:rStyle w:val="Strong"/>
-          <w:sz w:val="20"/>
-        </w:rPr>
-        <w:t>DevOps</w:t>
-      </w:r>
-      <w:proofErr w:type="spellEnd"/>
+        <w:t>Cloud &amp; DevOps</w:t>
+      </w:r>
       <w:r>
         <w:rPr>
           <w:sz w:val="20"/>
@@ -1037,7 +863,6 @@
         </w:rPr>
         <w:t xml:space="preserve">, </w:t>
       </w:r>
-      <w:proofErr w:type="spellStart"/>
       <w:r>
         <w:rPr>
           <w:rStyle w:val="Strong"/>
@@ -1045,7 +870,6 @@
         </w:rPr>
         <w:t>CloudFront</w:t>
       </w:r>
-      <w:proofErr w:type="spellEnd"/>
       <w:r>
         <w:rPr>
           <w:sz w:val="20"/>
@@ -1065,7 +889,6 @@
         </w:rPr>
         <w:t xml:space="preserve">, </w:t>
       </w:r>
-      <w:proofErr w:type="spellStart"/>
       <w:r>
         <w:rPr>
           <w:rStyle w:val="Strong"/>
@@ -1073,14 +896,12 @@
         </w:rPr>
         <w:t>DynamoDB</w:t>
       </w:r>
-      <w:proofErr w:type="spellEnd"/>
       <w:r>
         <w:rPr>
           <w:sz w:val="20"/>
         </w:rPr>
         <w:t xml:space="preserve">, </w:t>
       </w:r>
-      <w:proofErr w:type="spellStart"/>
       <w:r>
         <w:rPr>
           <w:rStyle w:val="Strong"/>
@@ -1088,14 +909,12 @@
         </w:rPr>
         <w:t>ElastiCache</w:t>
       </w:r>
-      <w:proofErr w:type="spellEnd"/>
       <w:r>
         <w:rPr>
           <w:sz w:val="20"/>
         </w:rPr>
         <w:t xml:space="preserve">, </w:t>
       </w:r>
-      <w:proofErr w:type="spellStart"/>
       <w:r>
         <w:rPr>
           <w:rStyle w:val="Strong"/>
@@ -1103,7 +922,6 @@
         </w:rPr>
         <w:t>EventBridge</w:t>
       </w:r>
-      <w:proofErr w:type="spellEnd"/>
       <w:r>
         <w:rPr>
           <w:sz w:val="20"/>
@@ -1186,23 +1004,8 @@
         <w:rPr>
           <w:sz w:val="20"/>
         </w:rPr>
-        <w:t xml:space="preserve">, Cloud Run, Pub/Sub, Cloud Storage, </w:t>
-      </w:r>
-      <w:proofErr w:type="spellStart"/>
-      <w:r>
-        <w:rPr>
-          <w:sz w:val="20"/>
-        </w:rPr>
-        <w:t>BigQuery</w:t>
-      </w:r>
-      <w:proofErr w:type="spellEnd"/>
-      <w:r>
-        <w:rPr>
-          <w:sz w:val="20"/>
-        </w:rPr>
-        <w:t xml:space="preserve"> | </w:t>
-      </w:r>
-      <w:proofErr w:type="spellStart"/>
+        <w:t xml:space="preserve">, Cloud Run, Pub/Sub, Cloud Storage, BigQuery | </w:t>
+      </w:r>
       <w:r>
         <w:rPr>
           <w:rStyle w:val="Strong"/>
@@ -1210,14 +1013,12 @@
         </w:rPr>
         <w:t>Docker</w:t>
       </w:r>
-      <w:proofErr w:type="spellEnd"/>
       <w:r>
         <w:rPr>
           <w:sz w:val="20"/>
         </w:rPr>
         <w:t xml:space="preserve">, </w:t>
       </w:r>
-      <w:proofErr w:type="spellStart"/>
       <w:r>
         <w:rPr>
           <w:rStyle w:val="Strong"/>
@@ -1225,105 +1026,12 @@
         </w:rPr>
         <w:t>Kubernetes</w:t>
       </w:r>
-      <w:proofErr w:type="spellEnd"/>
-      <w:r>
-        <w:rPr>
-          <w:sz w:val="20"/>
-        </w:rPr>
-        <w:t xml:space="preserve">, Helm, Argo CD, </w:t>
-      </w:r>
-      <w:proofErr w:type="spellStart"/>
-      <w:r>
-        <w:rPr>
-          <w:sz w:val="20"/>
-        </w:rPr>
-        <w:t>GitOps</w:t>
-      </w:r>
-      <w:proofErr w:type="spellEnd"/>
-      <w:r>
-        <w:rPr>
-          <w:sz w:val="20"/>
-        </w:rPr>
-        <w:t xml:space="preserve"> | </w:t>
-      </w:r>
-      <w:proofErr w:type="spellStart"/>
-      <w:r>
-        <w:rPr>
-          <w:sz w:val="20"/>
-        </w:rPr>
-        <w:t>Terraform</w:t>
-      </w:r>
-      <w:proofErr w:type="spellEnd"/>
-      <w:r>
-        <w:rPr>
-          <w:sz w:val="20"/>
-        </w:rPr>
-        <w:t xml:space="preserve">, </w:t>
-      </w:r>
-      <w:proofErr w:type="spellStart"/>
-      <w:r>
-        <w:rPr>
-          <w:sz w:val="20"/>
-        </w:rPr>
-        <w:t>CloudFormation</w:t>
-      </w:r>
-      <w:proofErr w:type="spellEnd"/>
-      <w:r>
-        <w:rPr>
-          <w:sz w:val="20"/>
-        </w:rPr>
-        <w:t xml:space="preserve"> | CI/CD: </w:t>
-      </w:r>
-      <w:proofErr w:type="spellStart"/>
-      <w:r>
-        <w:rPr>
-          <w:sz w:val="20"/>
-        </w:rPr>
-        <w:t>GitHub</w:t>
-      </w:r>
-      <w:proofErr w:type="spellEnd"/>
-      <w:r>
-        <w:rPr>
-          <w:sz w:val="20"/>
-        </w:rPr>
-        <w:t xml:space="preserve"> Actions, </w:t>
-      </w:r>
-      <w:proofErr w:type="spellStart"/>
-      <w:r>
-        <w:rPr>
-          <w:sz w:val="20"/>
-        </w:rPr>
-        <w:t>GitLab</w:t>
-      </w:r>
-      <w:proofErr w:type="spellEnd"/>
-      <w:r>
-        <w:rPr>
-          <w:sz w:val="20"/>
-        </w:rPr>
-        <w:t xml:space="preserve"> CI, Jenkins, Azure </w:t>
-      </w:r>
-      <w:proofErr w:type="spellStart"/>
-      <w:r>
-        <w:rPr>
-          <w:sz w:val="20"/>
-        </w:rPr>
-        <w:t>DevOps</w:t>
-      </w:r>
-      <w:proofErr w:type="spellEnd"/>
-      <w:r>
-        <w:rPr>
-          <w:sz w:val="20"/>
-        </w:rPr>
-        <w:t xml:space="preserve">, </w:t>
-      </w:r>
-      <w:proofErr w:type="spellStart"/>
-      <w:r>
-        <w:rPr>
-          <w:sz w:val="20"/>
-        </w:rPr>
-        <w:t>CircleCI</w:t>
-      </w:r>
-      <w:proofErr w:type="spellEnd"/>
+      <w:r>
+        <w:rPr>
+          <w:sz w:val="20"/>
+        </w:rPr>
+        <w:t>, Helm, Argo CD, GitOps | Terraform, CloudFormation | CI/CD: GitHub Actions, GitLab CI, Jenkins, Azure DevOps, CircleCI</w:t>
+      </w:r>
     </w:p>
     <w:p>
       <w:pPr>
@@ -1337,21 +1045,12 @@
           <w:sz w:val="20"/>
         </w:rPr>
       </w:pPr>
-      <w:proofErr w:type="spellStart"/>
-      <w:r>
-        <w:rPr>
-          <w:rStyle w:val="Strong"/>
-          <w:sz w:val="20"/>
-        </w:rPr>
-        <w:t>Observability</w:t>
-      </w:r>
-      <w:proofErr w:type="spellEnd"/>
-      <w:r>
-        <w:rPr>
-          <w:rStyle w:val="Strong"/>
-          <w:sz w:val="20"/>
-        </w:rPr>
-        <w:t>, Quality &amp; Security</w:t>
+      <w:r>
+        <w:rPr>
+          <w:rStyle w:val="Strong"/>
+          <w:sz w:val="20"/>
+        </w:rPr>
+        <w:t>Observability, Quality &amp; Security</w:t>
       </w:r>
       <w:r>
         <w:rPr>
@@ -1359,7 +1058,6 @@
         </w:rPr>
         <w:t xml:space="preserve"> — </w:t>
       </w:r>
-      <w:proofErr w:type="spellStart"/>
       <w:r>
         <w:rPr>
           <w:rStyle w:val="Strong"/>
@@ -1367,61 +1065,31 @@
         </w:rPr>
         <w:t>OpenTelemetry</w:t>
       </w:r>
-      <w:proofErr w:type="spellEnd"/>
+      <w:r>
+        <w:rPr>
+          <w:sz w:val="20"/>
+        </w:rPr>
+        <w:t xml:space="preserve">, Datadog, Prometheus, Grafana, ELK/EFK, CloudWatch, structured logging | Testing: Jest, Mocha, Chai, React Testing Library, Cypress, Playwright, API contract tests | Security: </w:t>
+      </w:r>
+      <w:r>
+        <w:rPr>
+          <w:rStyle w:val="Strong"/>
+          <w:sz w:val="20"/>
+        </w:rPr>
+        <w:t>OAuth2</w:t>
+      </w:r>
       <w:r>
         <w:rPr>
           <w:sz w:val="20"/>
         </w:rPr>
         <w:t xml:space="preserve">, </w:t>
       </w:r>
-      <w:proofErr w:type="spellStart"/>
-      <w:r>
-        <w:rPr>
-          <w:sz w:val="20"/>
-        </w:rPr>
-        <w:t>Datadog</w:t>
-      </w:r>
-      <w:proofErr w:type="spellEnd"/>
-      <w:r>
-        <w:rPr>
-          <w:sz w:val="20"/>
-        </w:rPr>
-        <w:t xml:space="preserve">, Prometheus, </w:t>
-      </w:r>
-      <w:proofErr w:type="spellStart"/>
-      <w:r>
-        <w:rPr>
-          <w:sz w:val="20"/>
-        </w:rPr>
-        <w:t>Grafana</w:t>
-      </w:r>
-      <w:proofErr w:type="spellEnd"/>
-      <w:r>
-        <w:rPr>
-          <w:sz w:val="20"/>
-        </w:rPr>
-        <w:t xml:space="preserve">, ELK/EFK, </w:t>
-      </w:r>
-      <w:proofErr w:type="spellStart"/>
-      <w:r>
-        <w:rPr>
-          <w:sz w:val="20"/>
-        </w:rPr>
-        <w:t>CloudWatch</w:t>
-      </w:r>
-      <w:proofErr w:type="spellEnd"/>
-      <w:r>
-        <w:rPr>
-          <w:sz w:val="20"/>
-        </w:rPr>
-        <w:t xml:space="preserve">, structured logging | Testing: Jest, Mocha, Chai, React Testing Library, Cypress, Playwright, API contract tests | Security: </w:t>
-      </w:r>
-      <w:r>
-        <w:rPr>
-          <w:rStyle w:val="Strong"/>
-          <w:sz w:val="20"/>
-        </w:rPr>
-        <w:t>OAuth2</w:t>
+      <w:r>
+        <w:rPr>
+          <w:rStyle w:val="Strong"/>
+          <w:sz w:val="20"/>
+        </w:rPr>
+        <w:t>OpenID Connect</w:t>
       </w:r>
       <w:r>
         <w:rPr>
@@ -1429,28 +1097,6 @@
         </w:rPr>
         <w:t xml:space="preserve">, </w:t>
       </w:r>
-      <w:proofErr w:type="spellStart"/>
-      <w:r>
-        <w:rPr>
-          <w:rStyle w:val="Strong"/>
-          <w:sz w:val="20"/>
-        </w:rPr>
-        <w:t>OpenID</w:t>
-      </w:r>
-      <w:proofErr w:type="spellEnd"/>
-      <w:r>
-        <w:rPr>
-          <w:rStyle w:val="Strong"/>
-          <w:sz w:val="20"/>
-        </w:rPr>
-        <w:t xml:space="preserve"> Connect</w:t>
-      </w:r>
-      <w:r>
-        <w:rPr>
-          <w:sz w:val="20"/>
-        </w:rPr>
-        <w:t xml:space="preserve">, </w:t>
-      </w:r>
       <w:r>
         <w:rPr>
           <w:rStyle w:val="Strong"/>
@@ -1462,35 +1108,7 @@
         <w:rPr>
           <w:sz w:val="20"/>
         </w:rPr>
-        <w:t xml:space="preserve">, </w:t>
-      </w:r>
-      <w:proofErr w:type="spellStart"/>
-      <w:r>
-        <w:rPr>
-          <w:sz w:val="20"/>
-        </w:rPr>
-        <w:t>Okta</w:t>
-      </w:r>
-      <w:proofErr w:type="spellEnd"/>
-      <w:r>
-        <w:rPr>
-          <w:sz w:val="20"/>
-        </w:rPr>
-        <w:t xml:space="preserve">, Auth0, AWS </w:t>
-      </w:r>
-      <w:proofErr w:type="spellStart"/>
-      <w:r>
-        <w:rPr>
-          <w:sz w:val="20"/>
-        </w:rPr>
-        <w:t>Cognito</w:t>
-      </w:r>
-      <w:proofErr w:type="spellEnd"/>
-      <w:r>
-        <w:rPr>
-          <w:sz w:val="20"/>
-        </w:rPr>
-        <w:t xml:space="preserve">, rate limiting, </w:t>
+        <w:t xml:space="preserve">, Okta, Auth0, AWS Cognito, rate limiting, </w:t>
       </w:r>
       <w:r>
         <w:rPr>
@@ -1561,7 +1179,6 @@
           <w:szCs w:val="27"/>
         </w:rPr>
       </w:pPr>
-      <w:proofErr w:type="spellStart"/>
       <w:r>
         <w:rPr>
           <w:rFonts w:ascii="Britannic Bold" w:eastAsia="Times New Roman" w:hAnsi="Britannic Bold" w:cs="Arial"/>
@@ -1571,7 +1188,6 @@
         </w:rPr>
         <w:t>SumatoSoft</w:t>
       </w:r>
-      <w:proofErr w:type="spellEnd"/>
     </w:p>
     <w:p>
       <w:pPr>
@@ -1725,21 +1341,7 @@
         <w:rPr>
           <w:sz w:val="20"/>
         </w:rPr>
-        <w:t xml:space="preserve">, implementing pagination, filtering, </w:t>
-      </w:r>
-      <w:proofErr w:type="spellStart"/>
-      <w:r>
-        <w:rPr>
-          <w:sz w:val="20"/>
-        </w:rPr>
-        <w:t>idempotency</w:t>
-      </w:r>
-      <w:proofErr w:type="spellEnd"/>
-      <w:r>
-        <w:rPr>
-          <w:sz w:val="20"/>
-        </w:rPr>
-        <w:t xml:space="preserve"> keys, and consistent response envelopes.</w:t>
+        <w:t>, implementing pagination, filtering, idempotency keys, and consistent response envelopes.</w:t>
       </w:r>
     </w:p>
     <w:p>
@@ -1760,7 +1362,6 @@
         </w:rPr>
         <w:t xml:space="preserve">Implemented real-time collaboration using </w:t>
       </w:r>
-      <w:proofErr w:type="spellStart"/>
       <w:r>
         <w:rPr>
           <w:rStyle w:val="Strong"/>
@@ -1768,7 +1369,6 @@
         </w:rPr>
         <w:t>WebSockets</w:t>
       </w:r>
-      <w:proofErr w:type="spellEnd"/>
       <w:r>
         <w:rPr>
           <w:sz w:val="20"/>
@@ -1794,7 +1394,6 @@
         </w:rPr>
         <w:t xml:space="preserve">Delivered data-heavy features backed by </w:t>
       </w:r>
-      <w:proofErr w:type="spellStart"/>
       <w:r>
         <w:rPr>
           <w:rStyle w:val="Strong"/>
@@ -1802,7 +1401,6 @@
         </w:rPr>
         <w:t>PostgreSQL</w:t>
       </w:r>
-      <w:proofErr w:type="spellEnd"/>
       <w:r>
         <w:rPr>
           <w:sz w:val="20"/>
@@ -1867,7 +1465,6 @@
         </w:rPr>
         <w:t xml:space="preserve">, and </w:t>
       </w:r>
-      <w:proofErr w:type="spellStart"/>
       <w:r>
         <w:rPr>
           <w:rStyle w:val="Strong"/>
@@ -1875,7 +1472,6 @@
         </w:rPr>
         <w:t>MongoDB</w:t>
       </w:r>
-      <w:proofErr w:type="spellEnd"/>
       <w:r>
         <w:rPr>
           <w:sz w:val="20"/>
@@ -1901,7 +1497,6 @@
         </w:rPr>
         <w:t xml:space="preserve">Introduced caching and throttling with </w:t>
       </w:r>
-      <w:proofErr w:type="spellStart"/>
       <w:r>
         <w:rPr>
           <w:rStyle w:val="Strong"/>
@@ -1909,14 +1504,12 @@
         </w:rPr>
         <w:t>Redis</w:t>
       </w:r>
-      <w:proofErr w:type="spellEnd"/>
       <w:r>
         <w:rPr>
           <w:sz w:val="20"/>
         </w:rPr>
         <w:t xml:space="preserve"> and </w:t>
       </w:r>
-      <w:proofErr w:type="spellStart"/>
       <w:r>
         <w:rPr>
           <w:rStyle w:val="Strong"/>
@@ -1924,7 +1517,6 @@
         </w:rPr>
         <w:t>ElastiCache</w:t>
       </w:r>
-      <w:proofErr w:type="spellEnd"/>
       <w:r>
         <w:rPr>
           <w:sz w:val="20"/>
@@ -1974,21 +1566,7 @@
         <w:rPr>
           <w:sz w:val="20"/>
         </w:rPr>
-        <w:t xml:space="preserve">, standardizing DLQs, message </w:t>
-      </w:r>
-      <w:proofErr w:type="spellStart"/>
-      <w:r>
-        <w:rPr>
-          <w:sz w:val="20"/>
-        </w:rPr>
-        <w:t>deduplication</w:t>
-      </w:r>
-      <w:proofErr w:type="spellEnd"/>
-      <w:r>
-        <w:rPr>
-          <w:sz w:val="20"/>
-        </w:rPr>
-        <w:t>, and replay-safe consumers.</w:t>
+        <w:t>, standardizing DLQs, message deduplication, and replay-safe consumers.</w:t>
       </w:r>
     </w:p>
     <w:p>
@@ -2009,7 +1587,6 @@
         </w:rPr>
         <w:t xml:space="preserve">Implemented search experiences with </w:t>
       </w:r>
-      <w:proofErr w:type="spellStart"/>
       <w:r>
         <w:rPr>
           <w:rStyle w:val="Strong"/>
@@ -2017,7 +1594,6 @@
         </w:rPr>
         <w:t>Elasticsearch</w:t>
       </w:r>
-      <w:proofErr w:type="spellEnd"/>
       <w:r>
         <w:rPr>
           <w:sz w:val="20"/>
@@ -2069,7 +1645,6 @@
         </w:rPr>
         <w:t xml:space="preserve"> and </w:t>
       </w:r>
-      <w:proofErr w:type="spellStart"/>
       <w:r>
         <w:rPr>
           <w:rStyle w:val="Strong"/>
@@ -2077,7 +1652,6 @@
         </w:rPr>
         <w:t>BigQuery</w:t>
       </w:r>
-      <w:proofErr w:type="spellEnd"/>
       <w:r>
         <w:rPr>
           <w:sz w:val="20"/>
@@ -2117,7 +1691,6 @@
         </w:rPr>
         <w:t xml:space="preserve"> using </w:t>
       </w:r>
-      <w:proofErr w:type="spellStart"/>
       <w:r>
         <w:rPr>
           <w:rStyle w:val="Strong"/>
@@ -2125,26 +1698,11 @@
         </w:rPr>
         <w:t>Docker</w:t>
       </w:r>
-      <w:proofErr w:type="spellEnd"/>
-      <w:r>
-        <w:rPr>
-          <w:sz w:val="20"/>
-        </w:rPr>
-        <w:t xml:space="preserve">, Helm, and Argo CD, adopting </w:t>
-      </w:r>
-      <w:proofErr w:type="spellStart"/>
-      <w:r>
-        <w:rPr>
-          <w:sz w:val="20"/>
-        </w:rPr>
-        <w:t>GitOps</w:t>
-      </w:r>
-      <w:proofErr w:type="spellEnd"/>
-      <w:r>
-        <w:rPr>
-          <w:sz w:val="20"/>
-        </w:rPr>
-        <w:t xml:space="preserve"> promotions and progressive rollouts to reduce production risk.</w:t>
+      <w:r>
+        <w:rPr>
+          <w:sz w:val="20"/>
+        </w:rPr>
+        <w:t>, Helm, and Argo CD, adopting GitOps promotions and progressive rollouts to reduce production risk.</w:t>
       </w:r>
     </w:p>
     <w:p>
@@ -2163,35 +1721,7 @@
         <w:rPr>
           <w:sz w:val="20"/>
         </w:rPr>
-        <w:t xml:space="preserve">Managed infrastructure with </w:t>
-      </w:r>
-      <w:proofErr w:type="spellStart"/>
-      <w:r>
-        <w:rPr>
-          <w:sz w:val="20"/>
-        </w:rPr>
-        <w:t>Terraform</w:t>
-      </w:r>
-      <w:proofErr w:type="spellEnd"/>
-      <w:r>
-        <w:rPr>
-          <w:sz w:val="20"/>
-        </w:rPr>
-        <w:t xml:space="preserve"> and </w:t>
-      </w:r>
-      <w:proofErr w:type="spellStart"/>
-      <w:r>
-        <w:rPr>
-          <w:sz w:val="20"/>
-        </w:rPr>
-        <w:t>CloudFormation</w:t>
-      </w:r>
-      <w:proofErr w:type="spellEnd"/>
-      <w:r>
-        <w:rPr>
-          <w:sz w:val="20"/>
-        </w:rPr>
-        <w:t xml:space="preserve">, enforcing environment separation, </w:t>
+        <w:t xml:space="preserve">Managed infrastructure with Terraform and CloudFormation, enforcing environment separation, </w:t>
       </w:r>
       <w:r>
         <w:rPr>
@@ -2223,23 +1753,8 @@
         <w:rPr>
           <w:sz w:val="20"/>
         </w:rPr>
-        <w:t xml:space="preserve">Established end-to-end </w:t>
-      </w:r>
-      <w:proofErr w:type="spellStart"/>
-      <w:r>
-        <w:rPr>
-          <w:sz w:val="20"/>
-        </w:rPr>
-        <w:t>observability</w:t>
-      </w:r>
-      <w:proofErr w:type="spellEnd"/>
-      <w:r>
-        <w:rPr>
-          <w:sz w:val="20"/>
-        </w:rPr>
-        <w:t xml:space="preserve"> with </w:t>
-      </w:r>
-      <w:proofErr w:type="spellStart"/>
+        <w:t xml:space="preserve">Established end-to-end observability with </w:t>
+      </w:r>
       <w:r>
         <w:rPr>
           <w:rStyle w:val="Strong"/>
@@ -2247,49 +1762,12 @@
         </w:rPr>
         <w:t>OpenTelemetry</w:t>
       </w:r>
-      <w:proofErr w:type="spellEnd"/>
-      <w:r>
-        <w:rPr>
-          <w:sz w:val="20"/>
-        </w:rPr>
-        <w:t xml:space="preserve">, publishing telemetry to </w:t>
-      </w:r>
-      <w:proofErr w:type="spellStart"/>
-      <w:r>
-        <w:rPr>
-          <w:sz w:val="20"/>
-        </w:rPr>
-        <w:t>Datadog</w:t>
-      </w:r>
-      <w:proofErr w:type="spellEnd"/>
-      <w:r>
-        <w:rPr>
-          <w:sz w:val="20"/>
-        </w:rPr>
-        <w:t>/Prometheus/</w:t>
-      </w:r>
-      <w:proofErr w:type="spellStart"/>
-      <w:r>
-        <w:rPr>
-          <w:sz w:val="20"/>
-        </w:rPr>
-        <w:t>Grafana</w:t>
-      </w:r>
-      <w:proofErr w:type="spellEnd"/>
-      <w:r>
-        <w:rPr>
-          <w:sz w:val="20"/>
-        </w:rPr>
-        <w:t xml:space="preserve">, plus centralized logs in ELK/EFK and alerts in </w:t>
-      </w:r>
-      <w:proofErr w:type="spellStart"/>
-      <w:r>
-        <w:rPr>
-          <w:sz w:val="20"/>
-        </w:rPr>
-        <w:t>CloudWatch.</w:t>
-      </w:r>
-      <w:proofErr w:type="spellEnd"/>
+      <w:r>
+        <w:rPr>
+          <w:sz w:val="20"/>
+        </w:rPr>
+        <w:t>, publishing telemetry to Datadog/Prometheus/Grafana, plus centralized logs in ELK/EFK and alerts in CloudWatch.</w:t>
+      </w:r>
     </w:p>
     <w:p>
       <w:pPr>
@@ -2394,7 +1872,6 @@
           <w:szCs w:val="27"/>
         </w:rPr>
       </w:pPr>
-      <w:proofErr w:type="spellStart"/>
       <w:r>
         <w:rPr>
           <w:rFonts w:ascii="Britannic Bold" w:eastAsia="Times New Roman" w:hAnsi="Britannic Bold" w:cs="Arial"/>
@@ -2404,7 +1881,6 @@
         </w:rPr>
         <w:t>Saritasa</w:t>
       </w:r>
-      <w:proofErr w:type="spellEnd"/>
     </w:p>
     <w:p>
       <w:pPr>
@@ -2542,23 +2018,8 @@
         <w:rPr>
           <w:sz w:val="20"/>
         </w:rPr>
-        <w:t xml:space="preserve">Built </w:t>
-      </w:r>
-      <w:proofErr w:type="spellStart"/>
-      <w:r>
-        <w:rPr>
-          <w:sz w:val="20"/>
-        </w:rPr>
-        <w:t>async</w:t>
-      </w:r>
-      <w:proofErr w:type="spellEnd"/>
-      <w:r>
-        <w:rPr>
-          <w:sz w:val="20"/>
-        </w:rPr>
-        <w:t xml:space="preserve"> workflows using </w:t>
-      </w:r>
-      <w:proofErr w:type="spellStart"/>
+        <w:t xml:space="preserve">Built async workflows using </w:t>
+      </w:r>
       <w:r>
         <w:rPr>
           <w:rStyle w:val="Strong"/>
@@ -2566,7 +2027,6 @@
         </w:rPr>
         <w:t>RabbitMQ</w:t>
       </w:r>
-      <w:proofErr w:type="spellEnd"/>
       <w:r>
         <w:rPr>
           <w:sz w:val="20"/>
@@ -2592,7 +2052,6 @@
         </w:rPr>
         <w:t xml:space="preserve">Designed relational models in </w:t>
       </w:r>
-      <w:proofErr w:type="spellStart"/>
       <w:r>
         <w:rPr>
           <w:rStyle w:val="Strong"/>
@@ -2600,7 +2059,6 @@
         </w:rPr>
         <w:t>PostgreSQL</w:t>
       </w:r>
-      <w:proofErr w:type="spellEnd"/>
       <w:r>
         <w:rPr>
           <w:sz w:val="20"/>
@@ -2639,8 +2097,6 @@
         </w:rPr>
         <w:t xml:space="preserve">Added caching strategies using </w:t>
       </w:r>
-      <w:proofErr w:type="spellStart"/>
-      <w:proofErr w:type="gramStart"/>
       <w:r>
         <w:rPr>
           <w:rStyle w:val="Strong"/>
@@ -2648,8 +2104,6 @@
         </w:rPr>
         <w:t>Redis</w:t>
       </w:r>
-      <w:proofErr w:type="spellEnd"/>
-      <w:proofErr w:type="gramEnd"/>
       <w:r>
         <w:rPr>
           <w:sz w:val="20"/>
@@ -2675,7 +2129,6 @@
         </w:rPr>
         <w:t xml:space="preserve">Implemented search-driven screens with </w:t>
       </w:r>
-      <w:proofErr w:type="spellStart"/>
       <w:r>
         <w:rPr>
           <w:rStyle w:val="Strong"/>
@@ -2683,7 +2136,6 @@
         </w:rPr>
         <w:t>Elasticsearch</w:t>
       </w:r>
-      <w:proofErr w:type="spellEnd"/>
       <w:r>
         <w:rPr>
           <w:sz w:val="20"/>
@@ -2709,7 +2161,6 @@
         </w:rPr>
         <w:t xml:space="preserve">Deployed containerized services using </w:t>
       </w:r>
-      <w:proofErr w:type="spellStart"/>
       <w:r>
         <w:rPr>
           <w:rStyle w:val="Strong"/>
@@ -2717,14 +2168,12 @@
         </w:rPr>
         <w:t>Docker</w:t>
       </w:r>
-      <w:proofErr w:type="spellEnd"/>
       <w:r>
         <w:rPr>
           <w:sz w:val="20"/>
         </w:rPr>
         <w:t xml:space="preserve"> and </w:t>
       </w:r>
-      <w:proofErr w:type="spellStart"/>
       <w:r>
         <w:rPr>
           <w:rStyle w:val="Strong"/>
@@ -2732,7 +2181,6 @@
         </w:rPr>
         <w:t>Kubernetes</w:t>
       </w:r>
-      <w:proofErr w:type="spellEnd"/>
       <w:r>
         <w:rPr>
           <w:sz w:val="20"/>
@@ -2756,35 +2204,7 @@
         <w:rPr>
           <w:sz w:val="20"/>
         </w:rPr>
-        <w:t xml:space="preserve">Automated delivery with </w:t>
-      </w:r>
-      <w:proofErr w:type="spellStart"/>
-      <w:r>
-        <w:rPr>
-          <w:sz w:val="20"/>
-        </w:rPr>
-        <w:t>GitHub</w:t>
-      </w:r>
-      <w:proofErr w:type="spellEnd"/>
-      <w:r>
-        <w:rPr>
-          <w:sz w:val="20"/>
-        </w:rPr>
-        <w:t xml:space="preserve"> Actions and </w:t>
-      </w:r>
-      <w:proofErr w:type="spellStart"/>
-      <w:r>
-        <w:rPr>
-          <w:sz w:val="20"/>
-        </w:rPr>
-        <w:t>GitLab</w:t>
-      </w:r>
-      <w:proofErr w:type="spellEnd"/>
-      <w:r>
-        <w:rPr>
-          <w:sz w:val="20"/>
-        </w:rPr>
-        <w:t xml:space="preserve"> CI patterns, gating merges on unit tests and smoke journeys for key user flows.</w:t>
+        <w:t>Automated delivery with GitHub Actions and GitLab CI patterns, gating merges on unit tests and smoke journeys for key user flows.</w:t>
       </w:r>
     </w:p>
     <w:p>
@@ -2835,21 +2255,7 @@
         <w:rPr>
           <w:sz w:val="20"/>
         </w:rPr>
-        <w:t xml:space="preserve">Added operational dashboards using Prometheus and </w:t>
-      </w:r>
-      <w:proofErr w:type="spellStart"/>
-      <w:r>
-        <w:rPr>
-          <w:sz w:val="20"/>
-        </w:rPr>
-        <w:t>Grafana</w:t>
-      </w:r>
-      <w:proofErr w:type="spellEnd"/>
-      <w:r>
-        <w:rPr>
-          <w:sz w:val="20"/>
-        </w:rPr>
-        <w:t>, tracking latency, throughput, error rates, and queue backlogs with actionable alerts.</w:t>
+        <w:t>Added operational dashboards using Prometheus and Grafana, tracking latency, throughput, error rates, and queue backlogs with actionable alerts.</w:t>
       </w:r>
     </w:p>
     <w:p>
@@ -2868,21 +2274,7 @@
         <w:rPr>
           <w:sz w:val="20"/>
         </w:rPr>
-        <w:t xml:space="preserve">Enforced </w:t>
-      </w:r>
-      <w:proofErr w:type="spellStart"/>
-      <w:r>
-        <w:rPr>
-          <w:sz w:val="20"/>
-        </w:rPr>
-        <w:t>auth</w:t>
-      </w:r>
-      <w:proofErr w:type="spellEnd"/>
-      <w:r>
-        <w:rPr>
-          <w:sz w:val="20"/>
-        </w:rPr>
-        <w:t xml:space="preserve"> and enterprise identity patterns using </w:t>
+        <w:t xml:space="preserve">Enforced auth and enterprise identity patterns using </w:t>
       </w:r>
       <w:r>
         <w:rPr>
@@ -2908,23 +2300,8 @@
         <w:rPr>
           <w:sz w:val="20"/>
         </w:rPr>
-        <w:t xml:space="preserve">, and </w:t>
-      </w:r>
-      <w:proofErr w:type="spellStart"/>
-      <w:r>
-        <w:rPr>
-          <w:sz w:val="20"/>
-        </w:rPr>
-        <w:t>Okta</w:t>
-      </w:r>
-      <w:proofErr w:type="spellEnd"/>
-      <w:r>
-        <w:rPr>
-          <w:sz w:val="20"/>
-        </w:rPr>
-        <w:t>/Auth0/</w:t>
-      </w:r>
-      <w:proofErr w:type="spellStart"/>
+        <w:t>, and Okta/Auth0/</w:t>
+      </w:r>
       <w:r>
         <w:rPr>
           <w:rStyle w:val="Strong"/>
@@ -2932,7 +2309,6 @@
         </w:rPr>
         <w:t>Cognito</w:t>
       </w:r>
-      <w:proofErr w:type="spellEnd"/>
       <w:r>
         <w:rPr>
           <w:sz w:val="20"/>
@@ -2955,7 +2331,6 @@
         </w:rPr>
         <w:t xml:space="preserve">Supported data movement into </w:t>
       </w:r>
-      <w:proofErr w:type="spellStart"/>
       <w:r>
         <w:rPr>
           <w:rStyle w:val="Strong"/>
@@ -2963,14 +2338,12 @@
         </w:rPr>
         <w:t>DynamoDB</w:t>
       </w:r>
-      <w:proofErr w:type="spellEnd"/>
       <w:r>
         <w:rPr>
           <w:sz w:val="20"/>
         </w:rPr>
         <w:t xml:space="preserve"> for high-throughput access paths and into </w:t>
       </w:r>
-      <w:proofErr w:type="spellStart"/>
       <w:r>
         <w:rPr>
           <w:rStyle w:val="Strong"/>
@@ -2978,7 +2351,6 @@
         </w:rPr>
         <w:t>BigQuery</w:t>
       </w:r>
-      <w:proofErr w:type="spellEnd"/>
       <w:r>
         <w:rPr>
           <w:sz w:val="20"/>
@@ -3209,7 +2581,6 @@
         </w:rPr>
         <w:t xml:space="preserve">Introduced caching patterns using </w:t>
       </w:r>
-      <w:proofErr w:type="spellStart"/>
       <w:r>
         <w:rPr>
           <w:rStyle w:val="Strong"/>
@@ -3217,7 +2588,6 @@
         </w:rPr>
         <w:t>Redis</w:t>
       </w:r>
-      <w:proofErr w:type="spellEnd"/>
       <w:r>
         <w:rPr>
           <w:sz w:val="20"/>
@@ -3262,7 +2632,6 @@
         </w:rPr>
         <w:t xml:space="preserve">Added search indexing patterns aligned with </w:t>
       </w:r>
-      <w:proofErr w:type="spellStart"/>
       <w:r>
         <w:rPr>
           <w:rStyle w:val="Strong"/>
@@ -3270,7 +2639,6 @@
         </w:rPr>
         <w:t>Elasticsearch</w:t>
       </w:r>
-      <w:proofErr w:type="spellEnd"/>
       <w:r>
         <w:rPr>
           <w:sz w:val="20"/>
@@ -3296,7 +2664,6 @@
         </w:rPr>
         <w:t xml:space="preserve">Supported deployments with </w:t>
       </w:r>
-      <w:proofErr w:type="spellStart"/>
       <w:r>
         <w:rPr>
           <w:rStyle w:val="Strong"/>
@@ -3304,7 +2671,6 @@
         </w:rPr>
         <w:t>Docker</w:t>
       </w:r>
-      <w:proofErr w:type="spellEnd"/>
       <w:r>
         <w:rPr>
           <w:sz w:val="20"/>
@@ -3629,7 +2995,6 @@
           <w:szCs w:val="24"/>
         </w:rPr>
       </w:pPr>
-      <w:proofErr w:type="gramStart"/>
       <w:r>
         <w:rPr>
           <w:rFonts w:ascii="Times New Roman" w:eastAsia="Times New Roman" w:hAnsi="Times New Roman" w:cs="Times New Roman"/>
@@ -3646,17 +3011,7 @@
           <w:bCs/>
           <w:szCs w:val="24"/>
         </w:rPr>
-        <w:t>’s  Degree</w:t>
-      </w:r>
-      <w:proofErr w:type="gramEnd"/>
-      <w:r>
-        <w:rPr>
-          <w:rFonts w:ascii="Times New Roman" w:eastAsia="Times New Roman" w:hAnsi="Times New Roman" w:cs="Times New Roman"/>
-          <w:b/>
-          <w:bCs/>
-          <w:szCs w:val="24"/>
-        </w:rPr>
-        <w:t xml:space="preserve"> </w:t>
+        <w:t xml:space="preserve">’s  Degree </w:t>
       </w:r>
       <w:r>
         <w:rPr>
@@ -3925,7 +3280,6 @@
         </w:rPr>
         <w:t xml:space="preserve">Backed critical workflows with </w:t>
       </w:r>
-      <w:proofErr w:type="spellStart"/>
       <w:r>
         <w:rPr>
           <w:rStyle w:val="Strong"/>
@@ -3934,7 +3288,6 @@
         </w:rPr>
         <w:t>PostgreSQL</w:t>
       </w:r>
-      <w:proofErr w:type="spellEnd"/>
       <w:r>
         <w:rPr>
           <w:sz w:val="20"/>
@@ -3942,7 +3295,6 @@
         </w:rPr>
         <w:t xml:space="preserve"> and </w:t>
       </w:r>
-      <w:proofErr w:type="spellStart"/>
       <w:r>
         <w:rPr>
           <w:rStyle w:val="Strong"/>
@@ -3951,7 +3303,6 @@
         </w:rPr>
         <w:t>Redis</w:t>
       </w:r>
-      <w:proofErr w:type="spellEnd"/>
       <w:r>
         <w:rPr>
           <w:sz w:val="20"/>
@@ -3980,7 +3331,6 @@
         </w:rPr>
         <w:t xml:space="preserve">Added </w:t>
       </w:r>
-      <w:proofErr w:type="spellStart"/>
       <w:r>
         <w:rPr>
           <w:rStyle w:val="Strong"/>
@@ -3989,29 +3339,12 @@
         </w:rPr>
         <w:t>OpenTelemetry</w:t>
       </w:r>
-      <w:proofErr w:type="spellEnd"/>
       <w:r>
         <w:rPr>
           <w:sz w:val="20"/>
           <w:szCs w:val="20"/>
         </w:rPr>
-        <w:t xml:space="preserve"> tracing across frontend-to-backend flows, publishing metrics to Prometheus/</w:t>
-      </w:r>
-      <w:proofErr w:type="spellStart"/>
-      <w:r>
-        <w:rPr>
-          <w:sz w:val="20"/>
-          <w:szCs w:val="20"/>
-        </w:rPr>
-        <w:t>Grafana</w:t>
-      </w:r>
-      <w:proofErr w:type="spellEnd"/>
-      <w:r>
-        <w:rPr>
-          <w:sz w:val="20"/>
-          <w:szCs w:val="20"/>
-        </w:rPr>
-        <w:t xml:space="preserve"> and improving incident response with actionable alerts.</w:t>
+        <w:t xml:space="preserve"> tracing across frontend-to-backend flows, publishing metrics to Prometheus/Grafana and improving incident response with actionable alerts.</w:t>
       </w:r>
     </w:p>
     <w:p>
@@ -4052,23 +3385,7 @@
           <w:sz w:val="20"/>
           <w:szCs w:val="20"/>
         </w:rPr>
-        <w:t xml:space="preserve">Built durable </w:t>
-      </w:r>
-      <w:proofErr w:type="spellStart"/>
-      <w:r>
-        <w:rPr>
-          <w:sz w:val="20"/>
-          <w:szCs w:val="20"/>
-        </w:rPr>
-        <w:t>async</w:t>
-      </w:r>
-      <w:proofErr w:type="spellEnd"/>
-      <w:r>
-        <w:rPr>
-          <w:sz w:val="20"/>
-          <w:szCs w:val="20"/>
-        </w:rPr>
-        <w:t xml:space="preserve"> workers using </w:t>
+        <w:t xml:space="preserve">Built durable async workers using </w:t>
       </w:r>
       <w:r>
         <w:rPr>
@@ -4121,23 +3438,13 @@
         </w:rPr>
         <w:t xml:space="preserve">Implemented indexing and retrieval with </w:t>
       </w:r>
-      <w:proofErr w:type="spellStart"/>
       <w:r>
         <w:rPr>
           <w:rStyle w:val="Strong"/>
           <w:sz w:val="20"/>
           <w:szCs w:val="20"/>
         </w:rPr>
-        <w:t>Elasticsearch</w:t>
-      </w:r>
-      <w:proofErr w:type="spellEnd"/>
-      <w:r>
-        <w:rPr>
-          <w:rStyle w:val="Strong"/>
-          <w:sz w:val="20"/>
-          <w:szCs w:val="20"/>
-        </w:rPr>
-        <w:t>/OpenSearch</w:t>
+        <w:t>Elasticsearch/OpenSearch</w:t>
       </w:r>
       <w:r>
         <w:rPr>
@@ -4182,7 +3489,6 @@
         </w:rPr>
         <w:t xml:space="preserve"> using </w:t>
       </w:r>
-      <w:proofErr w:type="spellStart"/>
       <w:r>
         <w:rPr>
           <w:rStyle w:val="Strong"/>
@@ -4191,45 +3497,12 @@
         </w:rPr>
         <w:t>Docker</w:t>
       </w:r>
-      <w:proofErr w:type="spellEnd"/>
       <w:r>
         <w:rPr>
           <w:sz w:val="20"/>
           <w:szCs w:val="20"/>
         </w:rPr>
-        <w:t xml:space="preserve">, Helm, and Argo CD, managing infrastructure with </w:t>
-      </w:r>
-      <w:proofErr w:type="spellStart"/>
-      <w:r>
-        <w:rPr>
-          <w:sz w:val="20"/>
-          <w:szCs w:val="20"/>
-        </w:rPr>
-        <w:t>Terraform</w:t>
-      </w:r>
-      <w:proofErr w:type="spellEnd"/>
-      <w:r>
-        <w:rPr>
-          <w:sz w:val="20"/>
-          <w:szCs w:val="20"/>
-        </w:rPr>
-        <w:t>/</w:t>
-      </w:r>
-      <w:proofErr w:type="spellStart"/>
-      <w:r>
-        <w:rPr>
-          <w:sz w:val="20"/>
-          <w:szCs w:val="20"/>
-        </w:rPr>
-        <w:t>CloudFormation</w:t>
-      </w:r>
-      <w:proofErr w:type="spellEnd"/>
-      <w:r>
-        <w:rPr>
-          <w:sz w:val="20"/>
-          <w:szCs w:val="20"/>
-        </w:rPr>
-        <w:t xml:space="preserve"> and enforcing </w:t>
+        <w:t xml:space="preserve">, Helm, and Argo CD, managing infrastructure with Terraform/CloudFormation and enforcing </w:t>
       </w:r>
       <w:r>
         <w:rPr>
@@ -4256,8 +3529,6 @@
           <w:szCs w:val="20"/>
         </w:rPr>
       </w:pPr>
-      <w:bookmarkStart w:id="0" w:name="_GoBack"/>
-      <w:bookmarkEnd w:id="0"/>
     </w:p>
     <w:sectPr>
       <w:type w:val="continuous"/>
@@ -8165,7 +7436,7 @@
 </file>
 
 <file path=customXml/itemProps1.xml><?xml version="1.0" encoding="utf-8"?>
-<ds:datastoreItem xmlns:ds="http://schemas.openxmlformats.org/officeDocument/2006/customXml" ds:itemID="{ABFD60B7-4B16-4975-A820-26F0B210A8B2}">
+<ds:datastoreItem xmlns:ds="http://schemas.openxmlformats.org/officeDocument/2006/customXml" ds:itemID="{3EDDFCD7-8889-4F1B-AFED-A8B1BF64D922}">
   <ds:schemaRefs>
     <ds:schemaRef ds:uri="http://schemas.openxmlformats.org/officeDocument/2006/bibliography"/>
   </ds:schemaRefs>
